--- a/papers/终审后修复报告_方向3层3_2026-10-25.docx
+++ b/papers/终审后修复报告_方向3层3_2026-10-25.docx
@@ -32,10 +32,7 @@
         <w:t xml:space="preserve">papers/06_L3_层3自修改_交差稿.md</w:t>
       </w:r>
       <w:r>
-        <w:t xml:space="preserve">（★</w:t>
-      </w:r>
-      <w:r>
-        <w:t xml:space="preserve"> </w:t>
+        <w:t xml:space="preserve">（</w:t>
       </w:r>
       <w:r>
         <w:rPr>
@@ -66,12 +63,6 @@
         <w:t xml:space="preserve"> </w:t>
       </w:r>
       <w:r>
-        <w:t xml:space="preserve">⇒ ★</w:t>
-      </w:r>
-      <w:r>
-        <w:t xml:space="preserve"> </w:t>
-      </w:r>
-      <w:r>
         <w:rPr>
           <w:bCs/>
           <w:b/>
@@ -79,7 +70,7 @@
         <w:t xml:space="preserve">版本无关提示</w:t>
       </w:r>
       <w:r>
-        <w:t xml:space="preserve">：★ 本报告 §5 的实测对应</w:t>
+        <w:t xml:space="preserve">：本报告 §5 的实测对应</w:t>
       </w:r>
       <w:r>
         <w:rPr>
@@ -113,10 +104,7 @@
         <w:t xml:space="preserve">c4781399…</w:t>
       </w:r>
       <w:r>
-        <w:t xml:space="preserve">，★ 差异仅【轴名措辞与引用形式】、★</w:t>
-      </w:r>
-      <w:r>
-        <w:t xml:space="preserve"> </w:t>
+        <w:t xml:space="preserve">，差异仅【轴名措辞与引用形式】、</w:t>
       </w:r>
       <w:r>
         <w:rPr>
@@ -126,10 +114,7 @@
         <w:t xml:space="preserve">结论与全部读数不变</w:t>
       </w:r>
       <w:r>
-        <w:t xml:space="preserve">）⇒ ★</w:t>
-      </w:r>
-      <w:r>
-        <w:t xml:space="preserve"> </w:t>
+        <w:t xml:space="preserve">），</w:t>
       </w:r>
       <w:r>
         <w:rPr>
@@ -173,10 +158,7 @@
         <w:t xml:space="preserve">455889764860385</w:t>
       </w:r>
       <w:r>
-        <w:t xml:space="preserve">；★</w:t>
-      </w:r>
-      <w:r>
-        <w:t xml:space="preserve"> </w:t>
+        <w:t xml:space="preserve">；</w:t>
       </w:r>
       <w:r>
         <w:rPr>
@@ -186,7 +168,7 @@
         <w:t xml:space="preserve">零 API、零网络、未跑 git、只读</w:t>
       </w:r>
       <w:r>
-        <w:t xml:space="preserve">；★ 裁决 =</w:t>
+        <w:t xml:space="preserve">；裁决 =</w:t>
       </w:r>
       <w:r>
         <w:t xml:space="preserve"> </w:t>
@@ -199,10 +181,7 @@
         <w:t xml:space="preserve">部分通过</w:t>
       </w:r>
       <w:r>
-        <w:t xml:space="preserve">，★</w:t>
-      </w:r>
-      <w:r>
-        <w:t xml:space="preserve"> </w:t>
+        <w:t xml:space="preserve">，</w:t>
       </w:r>
       <w:r>
         <w:rPr>
@@ -218,12 +197,6 @@
         <w:t xml:space="preserve"> </w:t>
       </w:r>
       <w:r>
-        <w:t xml:space="preserve">★</w:t>
-      </w:r>
-      <w:r>
-        <w:t xml:space="preserve"> </w:t>
-      </w:r>
-      <w:r>
         <w:rPr>
           <w:bCs/>
           <w:b/>
@@ -258,7 +231,7 @@
         <w:t xml:space="preserve">b0bd5bff…</w:t>
       </w:r>
       <w:r>
-        <w:t xml:space="preserve">）⇒ ★ 本报告的收口发生在</w:t>
+        <w:t xml:space="preserve">），本报告的收口发生在</w:t>
       </w:r>
       <w:r>
         <w:rPr>
@@ -268,20 +241,14 @@
         <w:t xml:space="preserve">该版之后</w:t>
       </w:r>
       <w:r>
-        <w:t xml:space="preserve"> </w:t>
-      </w:r>
-      <w:r>
-        <w:t xml:space="preserve">⇒ ⇒ ★</w:t>
-      </w:r>
-      <w:r>
-        <w:t xml:space="preserve"> </w:t>
-      </w:r>
-      <w:r>
-        <w:rPr>
-          <w:bCs/>
-          <w:b/>
-        </w:rPr>
-        <w:t xml:space="preserve">终审的问题清单与本报告的处置逐条对得上</w:t>
+        <w:t xml:space="preserve">，</w:t>
+      </w:r>
+      <w:r>
+        <w:rPr>
+          <w:bCs/>
+          <w:b/>
+        </w:rPr>
+        <w:t xml:space="preserve">终审的问题清单与本报告的处理逐条对得上</w:t>
       </w:r>
       <w:r>
         <w:t xml:space="preserve">。</w:t>
@@ -294,13 +261,13 @@
         </w:pict>
       </w:r>
     </w:p>
-    <w:bookmarkStart w:id="21" w:name="终局裁决-独立终审回执2026-10-25"/>
+    <w:bookmarkStart w:id="21" w:name="终局裁决独立终审回执2026-10-25"/>
     <w:p>
       <w:pPr>
         <w:pStyle w:val="Heading2"/>
       </w:pPr>
       <w:r>
-        <w:t xml:space="preserve">0 · ★★ 终局裁决（★ 独立终审回执，2026-10-25）</w:t>
+        <w:t xml:space="preserve">0 · 终局裁决（独立终审回执，2026-10-25）</w:t>
       </w:r>
     </w:p>
     <w:p>
@@ -309,12 +276,6 @@
       </w:pPr>
       <w:bookmarkStart w:id="20" w:name="r-01-关闭-r-02-关闭-总裁决-通过阻断-0"/>
       <w:r>
-        <w:t xml:space="preserve">✅</w:t>
-      </w:r>
-      <w:r>
-        <w:t xml:space="preserve"> </w:t>
-      </w:r>
-      <w:r>
         <w:rPr>
           <w:bCs/>
           <w:b/>
@@ -328,12 +289,6 @@
         <w:pStyle w:val="BlockText"/>
       </w:pPr>
       <w:r>
-        <w:t xml:space="preserve">★</w:t>
-      </w:r>
-      <w:r>
-        <w:t xml:space="preserve"> </w:t>
-      </w:r>
-      <w:r>
         <w:rPr>
           <w:bCs/>
           <w:b/>
@@ -371,12 +326,6 @@
         <w:t xml:space="preserve"> </w:t>
       </w:r>
       <w:r>
-        <w:t xml:space="preserve">★</w:t>
-      </w:r>
-      <w:r>
-        <w:t xml:space="preserve"> </w:t>
-      </w:r>
-      <w:r>
         <w:rPr>
           <w:bCs/>
           <w:b/>
@@ -384,10 +333,7 @@
         <w:t xml:space="preserve">独立终审在该版上重跑了全部检查</w:t>
       </w:r>
       <w:r>
-        <w:t xml:space="preserve">（禁写清单 21 条 ／ 表格结构 ／ §14 15 行 ／ 局限 26 条 ／ §10 10 行 ／ 状态列 22 处 ／ P2·P4 逐字 diff ／ 附录 A 39 条路径 ／ A2 ／ A3 ／ 两条代码级事实）⇒ ★</w:t>
-      </w:r>
-      <w:r>
-        <w:t xml:space="preserve"> </w:t>
+        <w:t xml:space="preserve">（禁写清单 21 条 ／ 表格结构 ／ §14 15 行 ／ 局限 26 条 ／ §10 10 行 ／ 状态列 22 处 ／ P2·P4 逐字 diff ／ 附录 A 39 条路径 ／ A2 ／ A3 ／ 两条代码级事实），</w:t>
       </w:r>
       <w:r>
         <w:rPr>
@@ -403,12 +349,6 @@
         <w:t xml:space="preserve"> </w:t>
       </w:r>
       <w:r>
-        <w:t xml:space="preserve">★ ★</w:t>
-      </w:r>
-      <w:r>
-        <w:t xml:space="preserve"> </w:t>
-      </w:r>
-      <w:r>
         <w:rPr>
           <w:bCs/>
           <w:b/>
@@ -416,7 +356,7 @@
         <w:t xml:space="preserve">版本归属</w:t>
       </w:r>
       <w:r>
-        <w:t xml:space="preserve">：★ 终审报告的 §0 台账与页脚锚的是</w:t>
+        <w:t xml:space="preserve">：终审报告的 §0 台账与页脚锚的是</w:t>
       </w:r>
       <w:r>
         <w:t xml:space="preserve"> </w:t>
@@ -438,10 +378,7 @@
         <w:t xml:space="preserve">22134981…</w:t>
       </w:r>
       <w:r>
-        <w:t xml:space="preserve">）⇒ ★ 按终审自己在 §0 立的纪律（「对象每次被改 ⇒ 重跑全部检查并出新版裁决」），★</w:t>
-      </w:r>
-      <w:r>
-        <w:t xml:space="preserve"> </w:t>
+        <w:t xml:space="preserve">），按终审自己在 §0 立的要求（「对象每次被改，重跑全部检查并出新版裁决」），</w:t>
       </w:r>
       <w:r>
         <w:rPr>
@@ -451,13 +388,7 @@
         <w:t xml:space="preserve">终审回执即为 v6 的新版裁决</w:t>
       </w:r>
       <w:r>
-        <w:t xml:space="preserve"> </w:t>
-      </w:r>
-      <w:r>
-        <w:t xml:space="preserve">⇒ ★</w:t>
-      </w:r>
-      <w:r>
-        <w:t xml:space="preserve"> </w:t>
+        <w:t xml:space="preserve">，</w:t>
       </w:r>
       <w:r>
         <w:rPr>
@@ -502,12 +433,6 @@
         <w:t xml:space="preserve"> </w:t>
       </w:r>
       <w:r>
-        <w:t xml:space="preserve">★ ★</w:t>
-      </w:r>
-      <w:r>
-        <w:t xml:space="preserve"> </w:t>
-      </w:r>
-      <w:r>
         <w:rPr>
           <w:bCs/>
           <w:b/>
@@ -515,7 +440,7 @@
         <w:t xml:space="preserve">owner 对终审报告零改动</w:t>
       </w:r>
       <w:r>
-        <w:t xml:space="preserve">：★ 终审报告仍为</w:t>
+        <w:t xml:space="preserve">：终审报告仍为</w:t>
       </w:r>
       <w:r>
         <w:t xml:space="preserve"> </w:t>
@@ -527,7 +452,7 @@
         <w:t xml:space="preserve">cfdaff15…</w:t>
       </w:r>
       <w:r>
-        <w:t xml:space="preserve">（329 行 / 45,551 B）⇒ ★ 「除 v5 行那一处引用块前缀外逐字节一致」的证明</w:t>
+        <w:t xml:space="preserve">（329 行 / 45,551 B），「除 v5 行那一处引用块前缀外逐字节一致」的证明</w:t>
       </w:r>
       <w:r>
         <w:rPr>
@@ -548,13 +473,13 @@
       </w:r>
     </w:p>
     <w:bookmarkEnd w:id="21"/>
-    <w:bookmarkStart w:id="22" w:name="逐条处置-终审-13-项-早前那条阻断"/>
+    <w:bookmarkStart w:id="22" w:name="逐条处理终审-13-项-早前那条阻断"/>
     <w:p>
       <w:pPr>
         <w:pStyle w:val="Heading2"/>
       </w:pPr>
       <w:r>
-        <w:t xml:space="preserve">1 · 逐条处置（★ 终审 13 项 + 早前那条阻断）</w:t>
+        <w:t xml:space="preserve">1 · 逐条处理（终审 13 项 + 早前那条阻断）</w:t>
       </w:r>
     </w:p>
     <w:tbl>
@@ -618,7 +543,7 @@
               <w:jc w:val="left"/>
             </w:pPr>
             <w:r>
-              <w:t xml:space="preserve">★ owner 处置</w:t>
+              <w:t xml:space="preserve">owner 处理</w:t>
             </w:r>
           </w:p>
         </w:tc>
@@ -706,12 +631,6 @@
               <w:jc w:val="left"/>
             </w:pPr>
             <w:r>
-              <w:t xml:space="preserve">★</w:t>
-            </w:r>
-            <w:r>
-              <w:t xml:space="preserve"> </w:t>
-            </w:r>
-            <w:r>
               <w:rPr>
                 <w:bCs/>
                 <w:b/>
@@ -719,7 +638,7 @@
               <w:t xml:space="preserve">照实测改写</w:t>
             </w:r>
             <w:r>
-              <w:t xml:space="preserve">（12/20 + 变异注入无效 + 8 项失败的同一个根因）＋ ★</w:t>
+              <w:t xml:space="preserve">（12/20 + 变异注入无效 + 8 项失败的同一个根因）＋</w:t>
             </w:r>
             <w:r>
               <w:t xml:space="preserve"> </w:t>
@@ -735,7 +654,7 @@
               <w:t xml:space="preserve"> </w:t>
             </w:r>
             <w:r>
-              <w:t xml:space="preserve">＋ ★ §14 登记《复现性声明》</w:t>
+              <w:t xml:space="preserve">＋ §14 登记《复现性声明》</w:t>
             </w:r>
           </w:p>
         </w:tc>
@@ -802,23 +721,17 @@
               <w:t xml:space="preserve">与任何一版都不符</w:t>
             </w:r>
             <w:r>
-              <w:t xml:space="preserve">、计数对不上交付版 ⇒ 其「真实自查输出」不能当证据</w:t>
-            </w:r>
-          </w:p>
-        </w:tc>
-        <w:tc>
-          <w:tcPr/>
-          <w:p>
-            <w:pPr>
-              <w:pStyle w:val="Compact"/>
-              <w:jc w:val="left"/>
-            </w:pPr>
-            <w:r>
-              <w:t xml:space="preserve">★</w:t>
-            </w:r>
-            <w:r>
-              <w:t xml:space="preserve"> </w:t>
-            </w:r>
+              <w:t xml:space="preserve">、计数对不上交付版，其「真实自查输出」不能当证据</w:t>
+            </w:r>
+          </w:p>
+        </w:tc>
+        <w:tc>
+          <w:tcPr/>
+          <w:p>
+            <w:pPr>
+              <w:pStyle w:val="Compact"/>
+              <w:jc w:val="left"/>
+            </w:pPr>
             <w:r>
               <w:rPr>
                 <w:bCs/>
@@ -840,10 +753,7 @@
               <w:t xml:space="preserve">§8 owner 更正段</w:t>
             </w:r>
             <w:r>
-              <w:t xml:space="preserve">：原记录对应的版本、复算值、★</w:t>
-            </w:r>
-            <w:r>
-              <w:t xml:space="preserve"> </w:t>
+              <w:t xml:space="preserve">：原记录对应的版本、复算值、</w:t>
             </w:r>
             <w:r>
               <w:rPr>
@@ -853,7 +763,7 @@
               <w:t xml:space="preserve">「为何头部 sha 与任何一版都不符」</w:t>
             </w:r>
             <w:r>
-              <w:t xml:space="preserve">（那次计算在仓内无法复现）＋ ★</w:t>
+              <w:t xml:space="preserve">（那次计算在仓内无法复现）＋</w:t>
             </w:r>
             <w:r>
               <w:t xml:space="preserve"> </w:t>
@@ -929,10 +839,7 @@
               <w:jc w:val="left"/>
             </w:pPr>
             <w:r>
-              <w:t xml:space="preserve">清单早于正文最后一次编辑 ⇒</w:t>
-            </w:r>
-            <w:r>
-              <w:t xml:space="preserve"> </w:t>
+              <w:t xml:space="preserve">清单早于正文最后一次编辑，</w:t>
             </w:r>
             <w:r>
               <w:rPr>
@@ -955,12 +862,6 @@
               <w:pStyle w:val="Compact"/>
               <w:jc w:val="left"/>
             </w:pPr>
-            <w:r>
-              <w:t xml:space="preserve">★</w:t>
-            </w:r>
-            <w:r>
-              <w:t xml:space="preserve"> </w:t>
-            </w:r>
             <w:r>
               <w:rPr>
                 <w:bCs/>
@@ -1128,12 +1029,6 @@
               <w:jc w:val="left"/>
             </w:pPr>
             <w:r>
-              <w:t xml:space="preserve">★</w:t>
-            </w:r>
-            <w:r>
-              <w:t xml:space="preserve"> </w:t>
-            </w:r>
-            <w:r>
               <w:rPr>
                 <w:bCs/>
                 <w:b/>
@@ -1196,7 +1091,7 @@
               <w:t xml:space="preserve">自述改准</w:t>
             </w:r>
             <w:r>
-              <w:t xml:space="preserve">（★ 主判据＋不成立条件＋</w:t>
+              <w:t xml:space="preserve">（主判据＋不成立条件＋</w:t>
             </w:r>
             <w:r>
               <w:rPr>
@@ -1208,7 +1103,7 @@
               <w:t xml:space="preserve"> </w:t>
             </w:r>
             <w:r>
-              <w:t xml:space="preserve">逐字；★</w:t>
+              <w:t xml:space="preserve">逐字；</w:t>
             </w:r>
             <w:r>
               <w:t xml:space="preserve"> </w:t>
@@ -1223,10 +1118,7 @@
               <w:t xml:space="preserve"> </w:t>
             </w:r>
             <w:r>
-              <w:t xml:space="preserve">上限句按 ⑬ 改写并已在 §14 第 ⑨ 条登记 ⇒</w:t>
-            </w:r>
-            <w:r>
-              <w:t xml:space="preserve"> </w:t>
+              <w:t xml:space="preserve">上限句按 ⑬ 改写并已在 §14 第 ⑨ 条登记，</w:t>
             </w:r>
             <w:r>
               <w:rPr>
@@ -1359,7 +1251,7 @@
               <w:jc w:val="left"/>
             </w:pPr>
             <w:r>
-              <w:t xml:space="preserve">★ 按底稿</w:t>
+              <w:t xml:space="preserve">按底稿</w:t>
             </w:r>
             <w:r>
               <w:t xml:space="preserve"> </w:t>
@@ -1402,10 +1294,10 @@
                 <w:bCs/>
                 <w:b/>
               </w:rPr>
-              <w:t xml:space="preserve">是（两版同 argmax）★ 但间距 0.20 量级＝弱证据</w:t>
-            </w:r>
-            <w:r>
-              <w:t xml:space="preserve">（刚过 0.15 线）」⇒ 与「唯一＝</w:t>
+              <w:t xml:space="preserve">是（两版同 argmax）但间距 0.20 量级＝弱证据</w:t>
+            </w:r>
+            <w:r>
+              <w:t xml:space="preserve">（刚过 0.15 线）」，与「唯一＝</w:t>
             </w:r>
             <w:r>
               <w:rPr>
@@ -1490,12 +1382,6 @@
               <w:jc w:val="left"/>
             </w:pPr>
             <w:r>
-              <w:t xml:space="preserve">★</w:t>
-            </w:r>
-            <w:r>
-              <w:t xml:space="preserve"> </w:t>
-            </w:r>
-            <w:r>
               <w:rPr>
                 <w:bCs/>
                 <w:b/>
@@ -1539,7 +1425,7 @@
               <w:t xml:space="preserve">12 份 × 3 次</w:t>
             </w:r>
             <w:r>
-              <w:t xml:space="preserve">）＋ ★ §9.5 加</w:t>
+              <w:t xml:space="preserve">）＋ §9.5 加</w:t>
             </w:r>
             <w:r>
               <w:rPr>
@@ -1549,7 +1435,7 @@
               <w:t xml:space="preserve">全局 n 说明</w:t>
             </w:r>
             <w:r>
-              <w:t xml:space="preserve">（覆盖未另注者）＋ ★</w:t>
+              <w:t xml:space="preserve">（覆盖未另注者）＋</w:t>
             </w:r>
             <w:r>
               <w:t xml:space="preserve"> </w:t>
@@ -1630,7 +1516,7 @@
               <w:jc w:val="left"/>
             </w:pPr>
             <w:r>
-              <w:t xml:space="preserve">★ 改为「</w:t>
+              <w:t xml:space="preserve">改为「</w:t>
             </w:r>
             <w:r>
               <w:rPr>
@@ -1739,7 +1625,7 @@
               <w:jc w:val="left"/>
             </w:pPr>
             <w:r>
-              <w:t xml:space="preserve">★ 改为「</w:t>
+              <w:t xml:space="preserve">改为「</w:t>
             </w:r>
             <w:r>
               <w:rPr>
@@ -1812,12 +1698,6 @@
               <w:jc w:val="left"/>
             </w:pPr>
             <w:r>
-              <w:t xml:space="preserve">★</w:t>
-            </w:r>
-            <w:r>
-              <w:t xml:space="preserve"> </w:t>
-            </w:r>
-            <w:r>
               <w:rPr>
                 <w:bCs/>
                 <w:b/>
@@ -1874,12 +1754,6 @@
               <w:jc w:val="left"/>
             </w:pPr>
             <w:r>
-              <w:t xml:space="preserve">★</w:t>
-            </w:r>
-            <w:r>
-              <w:t xml:space="preserve"> </w:t>
-            </w:r>
-            <w:r>
               <w:rPr>
                 <w:bCs/>
                 <w:b/>
@@ -1887,7 +1761,7 @@
               <w:t xml:space="preserve">正文逐轴改写</w:t>
             </w:r>
             <w:r>
-              <w:t xml:space="preserve">（P2 增量＝不可分辨；承重维度轴＝不可分辨；宽度轴＝未检出）＋ ★★</w:t>
+              <w:t xml:space="preserve">（P2 增量＝不可分辨；承重维度轴＝不可分辨；宽度轴＝未检出）＋</w:t>
             </w:r>
             <w:r>
               <w:t xml:space="preserve"> </w:t>
@@ -1900,7 +1774,7 @@
               <w:t xml:space="preserve">口径联动</w:t>
             </w:r>
             <w:r>
-              <w:t xml:space="preserve">（★ 终审点名的三处</w:t>
+              <w:t xml:space="preserve">（终审点名的三处</w:t>
             </w:r>
             <w:r>
               <w:rPr>
@@ -2034,12 +1908,6 @@
               <w:jc w:val="left"/>
             </w:pPr>
             <w:r>
-              <w:t xml:space="preserve">★</w:t>
-            </w:r>
-            <w:r>
-              <w:t xml:space="preserve"> </w:t>
-            </w:r>
-            <w:r>
               <w:rPr>
                 <w:bCs/>
                 <w:b/>
@@ -2077,7 +1945,7 @@
               <w:t xml:space="preserve"> </w:t>
             </w:r>
             <w:r>
-              <w:t xml:space="preserve">新 ⇒ 版本错配」</w:t>
+              <w:t xml:space="preserve">新，版本错配」</w:t>
             </w:r>
             <w:r>
               <w:rPr>
@@ -2112,12 +1980,6 @@
               <w:jc w:val="left"/>
             </w:pPr>
             <w:r>
-              <w:t xml:space="preserve">★</w:t>
-            </w:r>
-            <w:r>
-              <w:t xml:space="preserve"> </w:t>
-            </w:r>
-            <w:r>
               <w:rPr>
                 <w:bCs/>
                 <w:b/>
@@ -2125,7 +1987,7 @@
               <w:t xml:space="preserve">照终审给的措辞改</w:t>
             </w:r>
             <w:r>
-              <w:t xml:space="preserve">：「★</w:t>
+              <w:t xml:space="preserve">：「</w:t>
             </w:r>
             <w:r>
               <w:t xml:space="preserve"> </w:t>
@@ -2225,13 +2087,7 @@
               <w:t xml:space="preserve">未初始化该属性</w:t>
             </w:r>
             <w:r>
-              <w:t xml:space="preserve"> </w:t>
-            </w:r>
-            <w:r>
-              <w:t xml:space="preserve">⇒</w:t>
-            </w:r>
-            <w:r>
-              <w:t xml:space="preserve"> </w:t>
+              <w:t xml:space="preserve">，</w:t>
             </w:r>
             <w:r>
               <w:rPr>
@@ -2256,10 +2112,7 @@
               <w:t xml:space="preserve">AttributeError</w:t>
             </w:r>
             <w:r>
-              <w:t xml:space="preserve">」＋ ★ 补「mtime 只差 27 ms ⇒</w:t>
-            </w:r>
-            <w:r>
-              <w:t xml:space="preserve"> </w:t>
+              <w:t xml:space="preserve">」＋ 补「mtime 只差 27 ms，</w:t>
             </w:r>
             <w:r>
               <w:rPr>
@@ -2323,7 +2176,7 @@
               <w:jc w:val="left"/>
             </w:pPr>
             <w:r>
-              <w:t xml:space="preserve">★ 我改 R-08 措辞时，把判据依赖的关键词串「</w:t>
+              <w:t xml:space="preserve">我改 R-08 措辞时，把判据依赖的关键词串「</w:t>
             </w:r>
             <w:r>
               <w:rPr>
@@ -2343,13 +2196,7 @@
               <w:t xml:space="preserve">删掉了</w:t>
             </w:r>
             <w:r>
-              <w:t xml:space="preserve"> </w:t>
-            </w:r>
-            <w:r>
-              <w:t xml:space="preserve">⇒ ★</w:t>
-            </w:r>
-            <w:r>
-              <w:t xml:space="preserve"> </w:t>
+              <w:t xml:space="preserve">，</w:t>
             </w:r>
             <w:r>
               <w:rPr>
@@ -2388,23 +2235,17 @@
               <w:t xml:space="preserve">的 A5 当场变红</w:t>
             </w:r>
             <w:r>
-              <w:t xml:space="preserve">（★ 终审没跑这个仪器 ⇒ 靠 owner 自己抓到）</w:t>
-            </w:r>
-          </w:p>
-        </w:tc>
-        <w:tc>
-          <w:tcPr/>
-          <w:p>
-            <w:pPr>
-              <w:pStyle w:val="Compact"/>
-              <w:jc w:val="left"/>
-            </w:pPr>
-            <w:r>
-              <w:t xml:space="preserve">★</w:t>
-            </w:r>
-            <w:r>
-              <w:t xml:space="preserve"> </w:t>
-            </w:r>
+              <w:t xml:space="preserve">（终审没跑这个仪器，靠 owner 自己抓到）</w:t>
+            </w:r>
+          </w:p>
+        </w:tc>
+        <w:tc>
+          <w:tcPr/>
+          <w:p>
+            <w:pPr>
+              <w:pStyle w:val="Compact"/>
+              <w:jc w:val="left"/>
+            </w:pPr>
             <w:r>
               <w:rPr>
                 <w:bCs/>
@@ -2423,7 +2264,7 @@
               <w:t xml:space="preserve">架构级轴</w:t>
             </w:r>
             <w:r>
-              <w:t xml:space="preserve">（★ 逐轴：</w:t>
+              <w:t xml:space="preserve">（逐轴：</w:t>
             </w:r>
             <w:r>
               <w:rPr>
@@ -2433,10 +2274,7 @@
               <w:t xml:space="preserve">P2 增量 ＝ 不可分辨；承重维度轴 ＝ 不可分辨；宽度轴 ＝ 未检出</w:t>
             </w:r>
             <w:r>
-              <w:t xml:space="preserve">）」⇒ ★</w:t>
-            </w:r>
-            <w:r>
-              <w:t xml:space="preserve"> </w:t>
+              <w:t xml:space="preserve">）」，</w:t>
             </w:r>
             <w:r>
               <w:rPr>
@@ -2446,7 +2284,7 @@
               <w:t xml:space="preserve">既满足判据、又不犯「一档代三档」</w:t>
             </w:r>
             <w:r>
-              <w:t xml:space="preserve">；★ 6 个文件同步（正文 2 处 ＋ 总纲 2 ＋ 合订本 2 ＋ 定位 2 ＋ 交付 2 ＋ 规格 1）</w:t>
+              <w:t xml:space="preserve">； 6 个文件同步（正文 2 处 ＋ 总纲 2 ＋ 合订本 2 ＋ 定位 2 ＋ 交付 2 ＋ 规格 1）</w:t>
             </w:r>
           </w:p>
         </w:tc>
@@ -2500,7 +2338,7 @@
               <w:jc w:val="left"/>
             </w:pPr>
             <w:r>
-              <w:t xml:space="preserve">★ ① §8 声明「原记录一律不篡改」</w:t>
+              <w:t xml:space="preserve">① §8 声明「原记录一律不篡改」</w:t>
             </w:r>
             <w:r>
               <w:rPr>
@@ -2530,22 +2368,19 @@
               <w:t xml:space="preserve">未标【待核】</w:t>
             </w:r>
             <w:r>
-              <w:t xml:space="preserve"> </w:t>
-            </w:r>
-            <w:r>
-              <w:t xml:space="preserve">⇒ ★ 采信规则在 A3 行上失效</w:t>
-            </w:r>
-          </w:p>
-        </w:tc>
-        <w:tc>
-          <w:tcPr/>
-          <w:p>
-            <w:pPr>
-              <w:pStyle w:val="Compact"/>
-              <w:jc w:val="left"/>
-            </w:pPr>
-            <w:r>
-              <w:t xml:space="preserve">★ ① 声明</w:t>
+              <w:t xml:space="preserve">，采信规则在 A3 行上失效</w:t>
+            </w:r>
+          </w:p>
+        </w:tc>
+        <w:tc>
+          <w:tcPr/>
+          <w:p>
+            <w:pPr>
+              <w:pStyle w:val="Compact"/>
+              <w:jc w:val="left"/>
+            </w:pPr>
+            <w:r>
+              <w:t xml:space="preserve">① 声明</w:t>
             </w:r>
             <w:r>
               <w:rPr>
@@ -2555,7 +2390,7 @@
               <w:t xml:space="preserve">改准</w:t>
             </w:r>
             <w:r>
-              <w:t xml:space="preserve">（★ §0 头部与 §7 的 A2／A3／A4／A12 行</w:t>
+              <w:t xml:space="preserve">（§0 头部与 §7 的 A2／A3／A4／A12 行</w:t>
             </w:r>
             <w:r>
               <w:rPr>
@@ -2565,10 +2400,7 @@
               <w:t xml:space="preserve">已就地更新为交付版实测值</w:t>
             </w:r>
             <w:r>
-              <w:t xml:space="preserve">，原值见 §8 对照表；★</w:t>
-            </w:r>
-            <w:r>
-              <w:t xml:space="preserve"> </w:t>
+              <w:t xml:space="preserve">，原值见 §8 对照表；</w:t>
             </w:r>
             <w:r>
               <w:rPr>
@@ -2649,7 +2481,7 @@
               <w:jc w:val="left"/>
             </w:pPr>
             <w:r>
-              <w:t xml:space="preserve">★ 「数字白名单」判据对</w:t>
+              <w:t xml:space="preserve">「数字白名单」判据对</w:t>
             </w:r>
             <w:r>
               <w:rPr>
@@ -2659,23 +2491,17 @@
               <w:t xml:space="preserve">指向代码的行号</w:t>
             </w:r>
             <w:r>
-              <w:t xml:space="preserve">有天然盲区（终审提醒）⇒ ★ 原仪器在交付版上报出 3 个越界</w:t>
-            </w:r>
-          </w:p>
-        </w:tc>
-        <w:tc>
-          <w:tcPr/>
-          <w:p>
-            <w:pPr>
-              <w:pStyle w:val="Compact"/>
-              <w:jc w:val="left"/>
-            </w:pPr>
-            <w:r>
-              <w:t xml:space="preserve">★</w:t>
-            </w:r>
-            <w:r>
-              <w:t xml:space="preserve"> </w:t>
-            </w:r>
+              <w:t xml:space="preserve">有天然盲区（终审提醒），原仪器在交付版上报出 3 个越界</w:t>
+            </w:r>
+          </w:p>
+        </w:tc>
+        <w:tc>
+          <w:tcPr/>
+          <w:p>
+            <w:pPr>
+              <w:pStyle w:val="Compact"/>
+              <w:jc w:val="left"/>
+            </w:pPr>
             <w:r>
               <w:rPr>
                 <w:bCs/>
@@ -2684,10 +2510,7 @@
               <w:t xml:space="preserve">给判据开一条窄通道</w:t>
             </w:r>
             <w:r>
-              <w:t xml:space="preserve">（只认「文件名:数字」这一种形态，★</w:t>
-            </w:r>
-            <w:r>
-              <w:t xml:space="preserve"> </w:t>
+              <w:t xml:space="preserve">（只认「文件名:数字」这一种形态，</w:t>
             </w:r>
             <w:r>
               <w:rPr>
@@ -2697,7 +2520,7 @@
               <w:t xml:space="preserve">不是一律豁免</w:t>
             </w:r>
             <w:r>
-              <w:t xml:space="preserve">）＋ ★ 这些行号</w:t>
+              <w:t xml:space="preserve">）＋ 这些行号</w:t>
             </w:r>
             <w:r>
               <w:rPr>
@@ -2707,7 +2530,7 @@
               <w:t xml:space="preserve">单独打印</w:t>
             </w:r>
             <w:r>
-              <w:t xml:space="preserve">供「回源核对」逐条验；★ ★ 顺带把正文的</w:t>
+              <w:t xml:space="preserve">供「回源核对」逐条验；顺带把正文的</w:t>
             </w:r>
             <w:r>
               <w:rPr>
@@ -2745,7 +2568,7 @@
               <w:t xml:space="preserve">补成自洽形式</w:t>
             </w:r>
             <w:r>
-              <w:t xml:space="preserve">（带文件名）⇒ ★ 对第三方也更可核</w:t>
+              <w:t xml:space="preserve">（带文件名），对第三方也更可核</w:t>
             </w:r>
           </w:p>
         </w:tc>
@@ -2763,7 +2586,7 @@
               <w:t xml:space="preserve">tools/check_l3.py</w:t>
             </w:r>
             <w:r>
-              <w:t xml:space="preserve">（★ 已随包交付）＋ 正文 4 处</w:t>
+              <w:t xml:space="preserve">（已随包交付）＋ 正文 4 处</w:t>
             </w:r>
           </w:p>
         </w:tc>
@@ -2817,7 +2640,7 @@
               <w:jc w:val="left"/>
             </w:pPr>
             <w:r>
-              <w:t xml:space="preserve">★ L145 补「★</w:t>
+              <w:t xml:space="preserve">L145 补「</w:t>
             </w:r>
             <w:r>
               <w:t xml:space="preserve"> </w:t>
@@ -2914,12 +2737,6 @@
               <w:jc w:val="left"/>
             </w:pPr>
             <w:r>
-              <w:t xml:space="preserve">★</w:t>
-            </w:r>
-            <w:r>
-              <w:t xml:space="preserve"> </w:t>
-            </w:r>
-            <w:r>
               <w:rPr>
                 <w:bCs/>
                 <w:b/>
@@ -2973,7 +2790,7 @@
               <w:t xml:space="preserve"> </w:t>
             </w:r>
             <w:r>
-              <w:t xml:space="preserve">定义）⇒ ★ 工作区里的</w:t>
+              <w:t xml:space="preserve">定义），工作区里的</w:t>
             </w:r>
             <w:r>
               <w:t xml:space="preserve"> </w:t>
@@ -3082,19 +2899,19 @@
               <w:t xml:space="preserve"> </w:t>
             </w:r>
             <w:r>
-              <w:t xml:space="preserve">3／3／4／2／2 ⇒ 底稿内部张力未登记</w:t>
-            </w:r>
-          </w:p>
-        </w:tc>
-        <w:tc>
-          <w:tcPr/>
-          <w:p>
-            <w:pPr>
-              <w:pStyle w:val="Compact"/>
-              <w:jc w:val="left"/>
-            </w:pPr>
-            <w:r>
-              <w:t xml:space="preserve">★ 附录 B</w:t>
+              <w:t xml:space="preserve">3／3／4／2／2，底稿内部张力未登记</w:t>
+            </w:r>
+          </w:p>
+        </w:tc>
+        <w:tc>
+          <w:tcPr/>
+          <w:p>
+            <w:pPr>
+              <w:pStyle w:val="Compact"/>
+              <w:jc w:val="left"/>
+            </w:pPr>
+            <w:r>
+              <w:t xml:space="preserve">附录 B</w:t>
             </w:r>
             <w:r>
               <w:t xml:space="preserve"> </w:t>
@@ -3107,7 +2924,7 @@
               <w:t xml:space="preserve">补一行</w:t>
             </w:r>
             <w:r>
-              <w:t xml:space="preserve">「★ 底稿内部口径冲突（其二 · 份数口径）」，并写明</w:t>
+              <w:t xml:space="preserve">「 底稿内部口径冲突（其二 · 份数口径）」，并写明</w:t>
             </w:r>
             <w:r>
               <w:rPr>
@@ -3182,12 +2999,6 @@
               <w:pStyle w:val="Compact"/>
               <w:jc w:val="left"/>
             </w:pPr>
-            <w:r>
-              <w:t xml:space="preserve">★</w:t>
-            </w:r>
-            <w:r>
-              <w:t xml:space="preserve"> </w:t>
-            </w:r>
             <w:r>
               <w:rPr>
                 <w:bCs/>
@@ -3219,13 +3030,13 @@
       </w:r>
     </w:p>
     <w:bookmarkEnd w:id="22"/>
-    <w:bookmarkStart w:id="23" w:name="一条-owner-不采纳终审建议的决定-理由在案"/>
+    <w:bookmarkStart w:id="23" w:name="一条-owner-不采纳终审建议的决定理由在案"/>
     <w:p>
       <w:pPr>
         <w:pStyle w:val="Heading2"/>
       </w:pPr>
       <w:r>
-        <w:t xml:space="preserve">2 · ★ 一条 owner</w:t>
+        <w:t xml:space="preserve">2 · 一条 owner</w:t>
       </w:r>
       <w:r>
         <w:t xml:space="preserve"> </w:t>
@@ -3238,7 +3049,7 @@
         <w:t xml:space="preserve">不采纳</w:t>
       </w:r>
       <w:r>
-        <w:t xml:space="preserve">终审建议的决定（★ 理由在案）</w:t>
+        <w:t xml:space="preserve">终审建议的决定（理由在案）</w:t>
       </w:r>
     </w:p>
     <w:p>
@@ -3246,12 +3057,6 @@
         <w:pStyle w:val="FirstParagraph"/>
       </w:pPr>
       <w:r>
-        <w:t xml:space="preserve">★</w:t>
-      </w:r>
-      <w:r>
-        <w:t xml:space="preserve"> </w:t>
-      </w:r>
-      <w:r>
         <w:rPr>
           <w:bCs/>
           <w:b/>
@@ -3317,13 +3122,7 @@
         <w:t xml:space="preserve">的读法）」</w:t>
       </w:r>
       <w:r>
-        <w:t xml:space="preserve"> </w:t>
-      </w:r>
-      <w:r>
-        <w:t xml:space="preserve">⇒ ★</w:t>
-      </w:r>
-      <w:r>
-        <w:t xml:space="preserve"> </w:t>
+        <w:t xml:space="preserve">，</w:t>
       </w:r>
       <w:r>
         <w:rPr>
@@ -3345,12 +3144,6 @@
         <w:pStyle w:val="Compact"/>
       </w:pPr>
       <w:r>
-        <w:t xml:space="preserve">★</w:t>
-      </w:r>
-      <w:r>
-        <w:t xml:space="preserve"> </w:t>
-      </w:r>
-      <w:r>
         <w:rPr>
           <w:bCs/>
           <w:b/>
@@ -3358,10 +3151,7 @@
         <w:t xml:space="preserve">补初始化不会让本文读数可复现</w:t>
       </w:r>
       <w:r>
-        <w:t xml:space="preserve"> </w:t>
-      </w:r>
-      <w:r>
-        <w:t xml:space="preserve">⇒ ★ 产读数的那一版代码</w:t>
+        <w:t xml:space="preserve">，产读数的那一版代码</w:t>
       </w:r>
       <w:r>
         <w:rPr>
@@ -3371,10 +3161,7 @@
         <w:t xml:space="preserve">不在包内</w:t>
       </w:r>
       <w:r>
-        <w:t xml:space="preserve"> </w:t>
-      </w:r>
-      <w:r>
-        <w:t xml:space="preserve">⇒ ⇒ 补了只会造出「</w:t>
+        <w:t xml:space="preserve">，补了只会造出「</w:t>
       </w:r>
       <w:r>
         <w:rPr>
@@ -3394,10 +3181,7 @@
         <w:t xml:space="preserve">假象</w:t>
       </w:r>
       <w:r>
-        <w:t xml:space="preserve"> </w:t>
-      </w:r>
-      <w:r>
-        <w:t xml:space="preserve">⇒ ⇒ ★ 而「假象」比「明说不可复现」更危险。</w:t>
+        <w:t xml:space="preserve">，而「假象」比「明说不可复现」更危险。</w:t>
       </w:r>
     </w:p>
     <w:p>
@@ -3409,7 +3193,7 @@
         <w:pStyle w:val="Compact"/>
       </w:pPr>
       <w:r>
-        <w:t xml:space="preserve">★ 那是</w:t>
+        <w:t xml:space="preserve">那是</w:t>
       </w:r>
       <w:r>
         <w:rPr>
@@ -3419,7 +3203,7 @@
         <w:t xml:space="preserve">第三组交付的资产</w:t>
       </w:r>
       <w:r>
-        <w:t xml:space="preserve">，不是本轮的改稿对象 ⇒ ★ owner 无权在改稿轮里改动他人交付物。</w:t>
+        <w:t xml:space="preserve">，不是这一轮的改稿对象，owner 无权在改稿轮里改动他人交付物。</w:t>
       </w:r>
     </w:p>
     <w:p>
@@ -3431,26 +3215,14 @@
         <w:pStyle w:val="Compact"/>
       </w:pPr>
       <w:r>
-        <w:t xml:space="preserve">★</w:t>
-      </w:r>
-      <w:r>
-        <w:t xml:space="preserve"> </w:t>
-      </w:r>
-      <w:r>
-        <w:rPr>
-          <w:bCs/>
-          <w:b/>
-        </w:rPr>
-        <w:t xml:space="preserve">正确处置是如实披露</w:t>
-      </w:r>
-      <w:r>
-        <w:t xml:space="preserve"> </w:t>
-      </w:r>
-      <w:r>
-        <w:t xml:space="preserve">⇒ ★ 已做：附录 A 新增「产读数的那一版代码」一行 + §14《复现性声明》⇒ ⇒ ★</w:t>
-      </w:r>
-      <w:r>
-        <w:t xml:space="preserve"> </w:t>
+        <w:rPr>
+          <w:bCs/>
+          <w:b/>
+        </w:rPr>
+        <w:t xml:space="preserve">正确处理是如实披露</w:t>
+      </w:r>
+      <w:r>
+        <w:t xml:space="preserve">，已做：附录 A 新增「产读数的那一版代码」一行 + §14《复现性声明》，</w:t>
       </w:r>
       <w:r>
         <w:rPr>
@@ -3460,7 +3232,7 @@
         <w:t xml:space="preserve">本篇判决不变</w:t>
       </w:r>
       <w:r>
-        <w:t xml:space="preserve">（读数来自底稿归档产出物；★ 四条代码级事实由</w:t>
+        <w:t xml:space="preserve">（读数来自底稿归档产出物；四条代码级事实由</w:t>
       </w:r>
       <w:r>
         <w:t xml:space="preserve"> </w:t>
@@ -3482,10 +3254,7 @@
         <w:t xml:space="preserve">零调用复现并全过</w:t>
       </w:r>
       <w:r>
-        <w:t xml:space="preserve">（EXIT=0 / 6 条断言）⇒ ★</w:t>
-      </w:r>
-      <w:r>
-        <w:t xml:space="preserve"> </w:t>
+        <w:t xml:space="preserve">（EXIT=0 / 6 条断言），</w:t>
       </w:r>
       <w:r>
         <w:rPr>
@@ -3518,12 +3287,6 @@
         <w:pStyle w:val="FirstParagraph"/>
       </w:pPr>
       <w:r>
-        <w:t xml:space="preserve">⇒ ★</w:t>
-      </w:r>
-      <w:r>
-        <w:t xml:space="preserve"> </w:t>
-      </w:r>
-      <w:r>
         <w:rPr>
           <w:bCs/>
           <w:b/>
@@ -3542,13 +3305,13 @@
       </w:r>
     </w:p>
     <w:bookmarkEnd w:id="23"/>
-    <w:bookmarkStart w:id="24" w:name="收口后必须一起说清的限定-别只报好消息"/>
+    <w:bookmarkStart w:id="24" w:name="收口后必须一起说清的限定别只报好消息"/>
     <w:p>
       <w:pPr>
         <w:pStyle w:val="Heading2"/>
       </w:pPr>
       <w:r>
-        <w:t xml:space="preserve">3 · ★ 收口后必须一起说清的限定（★ 别只报好消息）</w:t>
+        <w:t xml:space="preserve">3 · 收口后必须一起说清的限定（别只报好消息）</w:t>
       </w:r>
     </w:p>
     <w:tbl>
@@ -3624,12 +3387,6 @@
               <w:jc w:val="left"/>
             </w:pPr>
             <w:r>
-              <w:t xml:space="preserve">★</w:t>
-            </w:r>
-            <w:r>
-              <w:t xml:space="preserve"> </w:t>
-            </w:r>
-            <w:r>
               <w:rPr>
                 <w:bCs/>
                 <w:b/>
@@ -3691,13 +3448,7 @@
               <w:t xml:space="preserve">AttributeError</w:t>
             </w:r>
             <w:r>
-              <w:t xml:space="preserve"> </w:t>
-            </w:r>
-            <w:r>
-              <w:t xml:space="preserve">⇒ ★</w:t>
-            </w:r>
-            <w:r>
-              <w:t xml:space="preserve"> </w:t>
+              <w:t xml:space="preserve">，</w:t>
             </w:r>
             <w:r>
               <w:rPr>
@@ -3742,12 +3493,6 @@
               <w:jc w:val="left"/>
             </w:pPr>
             <w:r>
-              <w:t xml:space="preserve">★</w:t>
-            </w:r>
-            <w:r>
-              <w:t xml:space="preserve"> </w:t>
-            </w:r>
-            <w:r>
               <w:rPr>
                 <w:bCs/>
                 <w:b/>
@@ -3795,14 +3540,14 @@
               <w:t xml:space="preserve">0 命中</w:t>
             </w:r>
             <w:r>
-              <w:t xml:space="preserve">）⇒ ★ 它的独立终审是</w:t>
-            </w:r>
-            <w:r>
-              <w:rPr>
-                <w:bCs/>
-                <w:b/>
-              </w:rPr>
-              <w:t xml:space="preserve">本轮另拉的独立审稿会话</w:t>
+              <w:t xml:space="preserve">），它的独立终审是</w:t>
+            </w:r>
+            <w:r>
+              <w:rPr>
+                <w:bCs/>
+                <w:b/>
+              </w:rPr>
+              <w:t xml:space="preserve">这一轮另拉的独立审稿会话</w:t>
             </w:r>
           </w:p>
         </w:tc>
@@ -3840,12 +3585,6 @@
               <w:jc w:val="left"/>
             </w:pPr>
             <w:r>
-              <w:t xml:space="preserve">★</w:t>
-            </w:r>
-            <w:r>
-              <w:t xml:space="preserve"> </w:t>
-            </w:r>
-            <w:r>
               <w:rPr>
                 <w:bCs/>
                 <w:b/>
@@ -3878,13 +3617,7 @@
               <w:t xml:space="preserve">未完成</w:t>
             </w:r>
             <w:r>
-              <w:t xml:space="preserve"> </w:t>
-            </w:r>
-            <w:r>
-              <w:t xml:space="preserve">⇒ 本篇不引用其读数）⇒ ★</w:t>
-            </w:r>
-            <w:r>
-              <w:t xml:space="preserve"> </w:t>
+              <w:t xml:space="preserve">，本篇不引用其读数），</w:t>
             </w:r>
             <w:r>
               <w:rPr>
@@ -3929,12 +3662,6 @@
               <w:jc w:val="left"/>
             </w:pPr>
             <w:r>
-              <w:t xml:space="preserve">★</w:t>
-            </w:r>
-            <w:r>
-              <w:t xml:space="preserve"> </w:t>
-            </w:r>
-            <w:r>
               <w:rPr>
                 <w:bCs/>
                 <w:b/>
@@ -3974,10 +3701,7 @@
               <w:t xml:space="preserve">在读数批里从未被行使</w:t>
             </w:r>
             <w:r>
-              <w:t xml:space="preserve"> </w:t>
-            </w:r>
-            <w:r>
-              <w:t xml:space="preserve">⇒ ★ 只能算</w:t>
+              <w:t xml:space="preserve">，只能算</w:t>
             </w:r>
             <w:r>
               <w:rPr>
@@ -4022,12 +3746,6 @@
               <w:jc w:val="left"/>
             </w:pPr>
             <w:r>
-              <w:t xml:space="preserve">★</w:t>
-            </w:r>
-            <w:r>
-              <w:t xml:space="preserve"> </w:t>
-            </w:r>
-            <w:r>
               <w:rPr>
                 <w:bCs/>
                 <w:b/>
@@ -4090,10 +3808,7 @@
               <w:t xml:space="preserve">5/6</w:t>
             </w:r>
             <w:r>
-              <w:t xml:space="preserve">）⇒ ★</w:t>
-            </w:r>
-            <w:r>
-              <w:t xml:space="preserve"> </w:t>
+              <w:t xml:space="preserve">），</w:t>
             </w:r>
             <w:r>
               <w:rPr>
@@ -4155,13 +3870,13 @@
       </w:r>
     </w:p>
     <w:bookmarkEnd w:id="24"/>
-    <w:bookmarkStart w:id="25" w:name="复检-命令与真实输出"/>
+    <w:bookmarkStart w:id="25" w:name="复检命令与真实输出"/>
     <w:p>
       <w:pPr>
         <w:pStyle w:val="Heading2"/>
       </w:pPr>
       <w:r>
-        <w:t xml:space="preserve">4 · 复检（★ 命令与真实输出）</w:t>
+        <w:t xml:space="preserve">4 · 复检（命令与真实输出）</w:t>
       </w:r>
     </w:p>
     <w:p>
@@ -4878,12 +4593,6 @@
       <w:pPr>
         <w:pStyle w:val="FirstParagraph"/>
       </w:pPr>
-      <w:r>
-        <w:t xml:space="preserve">★</w:t>
-      </w:r>
-      <w:r>
-        <w:t xml:space="preserve"> </w:t>
-      </w:r>
       <w:r>
         <w:rPr>
           <w:bCs/>
@@ -4917,17 +4626,11 @@
         <w:pStyle w:val="FirstParagraph"/>
       </w:pPr>
       <w:r>
-        <w:t xml:space="preserve">★</w:t>
-      </w:r>
-      <w:r>
-        <w:t xml:space="preserve"> </w:t>
-      </w:r>
-      <w:r>
-        <w:rPr>
-          <w:bCs/>
-          <w:b/>
-        </w:rPr>
-        <w:t xml:space="preserve">本轮实测（收口链跑完后的最终状态）</w:t>
+        <w:rPr>
+          <w:bCs/>
+          <w:b/>
+        </w:rPr>
+        <w:t xml:space="preserve">这一轮实测（收口链跑完后的最终状态）</w:t>
       </w:r>
       <w:r>
         <w:t xml:space="preserve">：</w:t>
@@ -5021,12 +4724,6 @@
               <w:jc w:val="left"/>
             </w:pPr>
             <w:r>
-              <w:t xml:space="preserve">★</w:t>
-            </w:r>
-            <w:r>
-              <w:t xml:space="preserve"> </w:t>
-            </w:r>
-            <w:r>
               <w:rPr>
                 <w:bCs/>
                 <w:b/>
@@ -5072,17 +4769,11 @@
               <w:jc w:val="left"/>
             </w:pPr>
             <w:r>
-              <w:t xml:space="preserve">★</w:t>
-            </w:r>
-            <w:r>
-              <w:t xml:space="preserve"> </w:t>
-            </w:r>
-            <w:r>
-              <w:rPr>
-                <w:bCs/>
-                <w:b/>
-              </w:rPr>
-              <w:t xml:space="preserve">EXIT=0 ✅ 全绿（表格单元格合计 6870）</w:t>
+              <w:rPr>
+                <w:bCs/>
+                <w:b/>
+              </w:rPr>
+              <w:t xml:space="preserve">EXIT=0 全绿（表格单元格合计 6870）</w:t>
             </w:r>
             <w:r>
               <w:t xml:space="preserve">｜表数 md==docx ｜单元格零丢失 ｜列数不一致 0</w:t>
@@ -5126,12 +4817,6 @@
               <w:jc w:val="left"/>
             </w:pPr>
             <w:r>
-              <w:t xml:space="preserve">★</w:t>
-            </w:r>
-            <w:r>
-              <w:t xml:space="preserve"> </w:t>
-            </w:r>
-            <w:r>
               <w:rPr>
                 <w:bCs/>
                 <w:b/>
@@ -5139,7 +4824,7 @@
               <w:t xml:space="preserve">195 条</w:t>
             </w:r>
             <w:r>
-              <w:t xml:space="preserve">（★ 含底稿第三组 78 条、</w:t>
+              <w:t xml:space="preserve">（含底稿第三组 78 条、</w:t>
             </w:r>
             <w:r>
               <w:rPr>
@@ -5227,12 +4912,6 @@
               <w:jc w:val="left"/>
             </w:pPr>
             <w:r>
-              <w:t xml:space="preserve">★</w:t>
-            </w:r>
-            <w:r>
-              <w:t xml:space="preserve"> </w:t>
-            </w:r>
-            <w:r>
               <w:rPr>
                 <w:bCs/>
                 <w:b/>
@@ -5240,7 +4919,7 @@
               <w:t xml:space="preserve">EXIT=0 ｜ 195/195 OK ｜ FAILED 0</w:t>
             </w:r>
             <w:r>
-              <w:t xml:space="preserve">（★ 全量，不是抽样）</w:t>
+              <w:t xml:space="preserve">（全量，不是抽样）</w:t>
             </w:r>
           </w:p>
         </w:tc>
@@ -5281,17 +4960,18 @@
               <w:jc w:val="left"/>
             </w:pPr>
             <w:r>
-              <w:t xml:space="preserve">★</w:t>
-            </w:r>
-            <w:r>
-              <w:t xml:space="preserve"> </w:t>
-            </w:r>
-            <w:r>
-              <w:rPr>
-                <w:bCs/>
-                <w:b/>
-              </w:rPr>
-              <w:t xml:space="preserve">EXIT=0 ｜ 六条断言全 ✔</w:t>
+              <w:rPr>
+                <w:bCs/>
+                <w:b/>
+              </w:rPr>
+              <w:t xml:space="preserve">EXIT=0 ｜ 六条断言全</w:t>
+            </w:r>
+            <w:r>
+              <w:rPr>
+                <w:bCs/>
+                <w:b/>
+              </w:rPr>
+              <w:t xml:space="preserve"> </w:t>
             </w:r>
             <w:r>
               <w:t xml:space="preserve">（零调用、零网络）</w:t>
@@ -5334,12 +5014,6 @@
               <w:pStyle w:val="Compact"/>
               <w:jc w:val="left"/>
             </w:pPr>
-            <w:r>
-              <w:t xml:space="preserve">★</w:t>
-            </w:r>
-            <w:r>
-              <w:t xml:space="preserve"> </w:t>
-            </w:r>
             <w:r>
               <w:rPr>
                 <w:bCs/>
@@ -5356,17 +5030,11 @@
         <w:pStyle w:val="BodyText"/>
       </w:pPr>
       <w:r>
-        <w:t xml:space="preserve">★</w:t>
-      </w:r>
-      <w:r>
-        <w:t xml:space="preserve"> </w:t>
-      </w:r>
-      <w:r>
-        <w:rPr>
-          <w:bCs/>
-          <w:b/>
-        </w:rPr>
-        <w:t xml:space="preserve">收口顺序（★ 终审 §7 已固化成 SOP，本轮照它跑）</w:t>
+        <w:rPr>
+          <w:bCs/>
+          <w:b/>
+        </w:rPr>
+        <w:t xml:space="preserve">收口顺序（终审 §7 已固化成 SOP，这一轮照它跑）</w:t>
       </w:r>
       <w:r>
         <w:t xml:space="preserve">：</w:t>
@@ -5443,23 +5111,14 @@
         <w:t xml:space="preserve"> </w:t>
       </w:r>
       <w:r>
-        <w:t xml:space="preserve">★ ★</w:t>
-      </w:r>
-      <w:r>
-        <w:t xml:space="preserve"> </w:t>
-      </w:r>
-      <w:r>
-        <w:rPr>
-          <w:bCs/>
-          <w:b/>
-        </w:rPr>
-        <w:t xml:space="preserve">本轮真实踩到两次「清单早于正文」的顺序坑</w:t>
-      </w:r>
-      <w:r>
-        <w:t xml:space="preserve">（正文与 docx 都改在清单之后）⇒ ⇒ ★</w:t>
-      </w:r>
-      <w:r>
-        <w:t xml:space="preserve"> </w:t>
+        <w:rPr>
+          <w:bCs/>
+          <w:b/>
+        </w:rPr>
+        <w:t xml:space="preserve">这一轮真实踩到两次「清单早于正文」的顺序坑</w:t>
+      </w:r>
+      <w:r>
+        <w:t xml:space="preserve">（正文与 docx 都改在清单之后），</w:t>
       </w:r>
       <w:r>
         <w:rPr>
@@ -5480,13 +5139,13 @@
       </w:r>
     </w:p>
     <w:bookmarkEnd w:id="26"/>
-    <w:bookmarkStart w:id="29" w:name="两条必须一起交付的方法学提醒-来自终审的回执不是我写的"/>
+    <w:bookmarkStart w:id="29" w:name="两条必须一起交付的方法学提醒来自终审的回执不是我写的"/>
     <w:p>
       <w:pPr>
         <w:pStyle w:val="Heading2"/>
       </w:pPr>
       <w:r>
-        <w:t xml:space="preserve">6 · ★★ 两条必须一起交付的「方法学提醒」（★ 来自终审的回执，不是我写的）</w:t>
+        <w:t xml:space="preserve">6 · 两条必须一起交付的「方法学提醒」（来自终审的回执，不是我写的）</w:t>
       </w:r>
     </w:p>
     <w:bookmarkStart w:id="27" w:name="a3无新增数字判据对指向代码的行号有天然盲区"/>
@@ -5495,7 +5154,7 @@
         <w:pStyle w:val="Heading3"/>
       </w:pPr>
       <w:r>
-        <w:t xml:space="preserve">6.1 · ★★ A3「无新增数字」判据对「指向代码的行号」有天然盲区</w:t>
+        <w:t xml:space="preserve">6.1 · A3「无新增数字」判据对「指向代码的行号」有天然盲区</w:t>
       </w:r>
     </w:p>
     <w:p>
@@ -5503,12 +5162,6 @@
         <w:pStyle w:val="FirstParagraph"/>
       </w:pPr>
       <w:r>
-        <w:t xml:space="preserve">★</w:t>
-      </w:r>
-      <w:r>
-        <w:t xml:space="preserve"> </w:t>
-      </w:r>
-      <w:r>
         <w:rPr>
           <w:bCs/>
           <w:b/>
@@ -5573,7 +5226,7 @@
         <w:t xml:space="preserve">11/11 落在允许集合</w:t>
       </w:r>
       <w:r>
-        <w:t xml:space="preserve">｜★</w:t>
+        <w:t xml:space="preserve">｜</w:t>
       </w:r>
       <w:r>
         <w:t xml:space="preserve"> </w:t>
@@ -5665,12 +5318,6 @@
         <w:t xml:space="preserve"> </w:t>
       </w:r>
       <w:r>
-        <w:t xml:space="preserve">⇒ ⇒ ★</w:t>
-      </w:r>
-      <w:r>
-        <w:t xml:space="preserve"> </w:t>
-      </w:r>
-      <w:r>
         <w:rPr>
           <w:bCs/>
           <w:b/>
@@ -5678,13 +5325,7 @@
         <w:t xml:space="preserve">这三条行号引用应单独按「回源核对」验，而不是靠「数字是否在允许集合里」</w:t>
       </w:r>
       <w:r>
-        <w:t xml:space="preserve"> </w:t>
-      </w:r>
-      <w:r>
-        <w:t xml:space="preserve">⇒ ⇒ ★</w:t>
-      </w:r>
-      <w:r>
-        <w:t xml:space="preserve"> </w:t>
+        <w:t xml:space="preserve">，</w:t>
       </w:r>
       <w:r>
         <w:rPr>
@@ -5694,10 +5335,7 @@
         <w:t xml:space="preserve">任何「数字白名单」类判据，都要给「行号/结构编号」单独开一条通道</w:t>
       </w:r>
       <w:r>
-        <w:t xml:space="preserve"> </w:t>
-      </w:r>
-      <w:r>
-        <w:t xml:space="preserve">⇒ ⇒ ★ 否则它会把</w:t>
+        <w:t xml:space="preserve">，否则它会把</w:t>
       </w:r>
       <w:r>
         <w:rPr>
@@ -5727,7 +5365,7 @@
         <w:pStyle w:val="Heading3"/>
       </w:pPr>
       <w:r>
-        <w:t xml:space="preserve">6.2 · ★★ 审计期间对象被改，会让审计结论的「版本归属」失真</w:t>
+        <w:t xml:space="preserve">6.2 · 审计期间对象被改，会让审计结论的「版本归属」失真</w:t>
       </w:r>
     </w:p>
     <w:p>
@@ -5735,7 +5373,7 @@
         <w:pStyle w:val="FirstParagraph"/>
       </w:pPr>
       <w:r>
-        <w:t xml:space="preserve">★ 本轮正文被改了</w:t>
+        <w:t xml:space="preserve">这一轮正文被改了</w:t>
       </w:r>
       <w:r>
         <w:t xml:space="preserve"> </w:t>
@@ -5748,7 +5386,7 @@
         <w:t xml:space="preserve">5 次</w:t>
       </w:r>
       <w:r>
-        <w:t xml:space="preserve">（v1→v6）⇒ ⇒ ★ 终审被迫在 §0 建</w:t>
+        <w:t xml:space="preserve">（v1→v6），终审被迫在 §0 建</w:t>
       </w:r>
       <w:r>
         <w:rPr>
@@ -5758,10 +5396,7 @@
         <w:t xml:space="preserve">版本台账</w:t>
       </w:r>
       <w:r>
-        <w:t xml:space="preserve">（每版 sha + 行/字节 + 事件）⇒ ⇒ ★</w:t>
-      </w:r>
-      <w:r>
-        <w:t xml:space="preserve"> </w:t>
+        <w:t xml:space="preserve">（每版 sha + 行/字节 + 事件），</w:t>
       </w:r>
       <w:r>
         <w:rPr>
@@ -5771,13 +5406,7 @@
         <w:t xml:space="preserve">凡「审计对象在审计期间会变」的场合，必须先约定：① 审计对象带 sha；② 审计方在报告里写明它审的是哪一版；③ 改完请审计方复核并出具新版裁决</w:t>
       </w:r>
       <w:r>
-        <w:t xml:space="preserve"> </w:t>
-      </w:r>
-      <w:r>
-        <w:t xml:space="preserve">⇒ ⇒ ★</w:t>
-      </w:r>
-      <w:r>
-        <w:t xml:space="preserve"> </w:t>
+        <w:t xml:space="preserve">，</w:t>
       </w:r>
       <w:r>
         <w:rPr>
@@ -5799,13 +5428,13 @@
     </w:p>
     <w:bookmarkEnd w:id="28"/>
     <w:bookmarkEnd w:id="29"/>
-    <w:bookmarkStart w:id="30" w:name="附owner-对终审报告本身动过一次-逐字节可证且不是内容改动"/>
+    <w:bookmarkStart w:id="30" w:name="附owner-对终审报告本身动过一次逐字节可证且不是内容改动"/>
     <w:p>
       <w:pPr>
         <w:pStyle w:val="Heading2"/>
       </w:pPr>
       <w:r>
-        <w:t xml:space="preserve">7 · ★★ 附：owner 对</w:t>
+        <w:t xml:space="preserve">7 · 附：owner 对</w:t>
       </w:r>
       <w:r>
         <w:rPr>
@@ -5815,7 +5444,7 @@
         <w:t xml:space="preserve">终审报告本身</w:t>
       </w:r>
       <w:r>
-        <w:t xml:space="preserve">动过一次（★ 逐字节可证，且不是内容改动）</w:t>
+        <w:t xml:space="preserve">动过一次（逐字节可证，且不是内容改动）</w:t>
       </w:r>
     </w:p>
     <w:p>
@@ -5823,12 +5452,6 @@
         <w:pStyle w:val="FirstParagraph"/>
       </w:pPr>
       <w:r>
-        <w:t xml:space="preserve">★</w:t>
-      </w:r>
-      <w:r>
-        <w:t xml:space="preserve"> </w:t>
-      </w:r>
-      <w:r>
         <w:rPr>
           <w:bCs/>
           <w:b/>
@@ -5848,10 +5471,7 @@
         <w:t xml:space="preserve">a6d11a30e2ba20fc…</w:t>
       </w:r>
       <w:r>
-        <w:t xml:space="preserve">；★</w:t>
-      </w:r>
-      <w:r>
-        <w:t xml:space="preserve"> </w:t>
+        <w:t xml:space="preserve">；</w:t>
       </w:r>
       <w:r>
         <w:rPr>
@@ -5876,13 +5496,7 @@
         <w:t xml:space="preserve">cfdaff156e1ecdf2…</w:t>
       </w:r>
       <w:r>
-        <w:t xml:space="preserve"> </w:t>
-      </w:r>
-      <w:r>
-        <w:t xml:space="preserve">⇒ ⇒ ⇒</w:t>
-      </w:r>
-      <w:r>
-        <w:t xml:space="preserve"> </w:t>
+        <w:t xml:space="preserve">，</w:t>
       </w:r>
       <w:r>
         <w:rPr>
@@ -5900,12 +5514,6 @@
         <w:pStyle w:val="BodyText"/>
       </w:pPr>
       <w:r>
-        <w:t xml:space="preserve">★</w:t>
-      </w:r>
-      <w:r>
-        <w:t xml:space="preserve"> </w:t>
-      </w:r>
-      <w:r>
         <w:rPr>
           <w:bCs/>
           <w:b/>
@@ -5913,10 +5521,7 @@
         <w:t xml:space="preserve">改的是什么</w:t>
       </w:r>
       <w:r>
-        <w:t xml:space="preserve">：★</w:t>
-      </w:r>
-      <w:r>
-        <w:t xml:space="preserve"> </w:t>
+        <w:t xml:space="preserve">：</w:t>
       </w:r>
       <w:r>
         <w:rPr>
@@ -5961,13 +5566,7 @@
         <w:t xml:space="preserve">&gt; |</w:t>
       </w:r>
       <w:r>
-        <w:t xml:space="preserve"> </w:t>
-      </w:r>
-      <w:r>
-        <w:t xml:space="preserve">⇒</w:t>
-      </w:r>
-      <w:r>
-        <w:t xml:space="preserve"> </w:t>
+        <w:t xml:space="preserve">，</w:t>
       </w:r>
       <w:r>
         <w:rPr>
@@ -5982,12 +5581,6 @@
         <w:t xml:space="preserve"> </w:t>
       </w:r>
       <w:r>
-        <w:t xml:space="preserve">★</w:t>
-      </w:r>
-      <w:r>
-        <w:t xml:space="preserve"> </w:t>
-      </w:r>
-      <w:r>
         <w:rPr>
           <w:bCs/>
           <w:b/>
@@ -6010,10 +5603,7 @@
         <w:t xml:space="preserve"> </w:t>
       </w:r>
       <w:r>
-        <w:t xml:space="preserve">引用块内，★</w:t>
-      </w:r>
-      <w:r>
-        <w:t xml:space="preserve"> </w:t>
+        <w:t xml:space="preserve">引用块内，</w:t>
       </w:r>
       <w:r>
         <w:rPr>
@@ -6023,10 +5613,7 @@
         <w:t xml:space="preserve">v5 那一行落在引用块外</w:t>
       </w:r>
       <w:r>
-        <w:t xml:space="preserve"> </w:t>
-      </w:r>
-      <w:r>
-        <w:t xml:space="preserve">⇒ ⇒ pandoc 把它当成</w:t>
+        <w:t xml:space="preserve">，pandoc 把它当成</w:t>
       </w:r>
       <w:r>
         <w:rPr>
@@ -6036,13 +5623,7 @@
         <w:t xml:space="preserve">没有表头的表格碎片</w:t>
       </w:r>
       <w:r>
-        <w:t xml:space="preserve"> </w:t>
-      </w:r>
-      <w:r>
-        <w:t xml:space="preserve">⇒ ⇒</w:t>
-      </w:r>
-      <w:r>
-        <w:t xml:space="preserve"> </w:t>
+        <w:t xml:space="preserve">，</w:t>
       </w:r>
       <w:r>
         <w:rPr>
@@ -6054,10 +5635,7 @@
         <w:t xml:space="preserve"> </w:t>
       </w:r>
       <w:r>
-        <w:t xml:space="preserve">判「表数 md 8 ≠ docx 9」＋「无表头碎片」＋「缺空行」⇒ ⇒</w:t>
-      </w:r>
-      <w:r>
-        <w:t xml:space="preserve"> </w:t>
+        <w:t xml:space="preserve">判「表数 md 8 ≠ docx 9」＋「无表头碎片」＋「缺空行」，</w:t>
       </w:r>
       <w:r>
         <w:rPr>
@@ -6075,23 +5653,14 @@
         <w:pStyle w:val="BodyText"/>
       </w:pPr>
       <w:r>
-        <w:t xml:space="preserve">★ ★</w:t>
-      </w:r>
-      <w:r>
-        <w:t xml:space="preserve"> </w:t>
-      </w:r>
-      <w:r>
-        <w:rPr>
-          <w:bCs/>
-          <w:b/>
-        </w:rPr>
-        <w:t xml:space="preserve">零内容改动的证明（★ 第三方可自己复跑）</w:t>
-      </w:r>
-      <w:r>
-        <w:t xml:space="preserve">：★</w:t>
-      </w:r>
-      <w:r>
-        <w:t xml:space="preserve"> </w:t>
+        <w:rPr>
+          <w:bCs/>
+          <w:b/>
+        </w:rPr>
+        <w:t xml:space="preserve">零内容改动的证明（第三方可自己复跑）</w:t>
+      </w:r>
+      <w:r>
+        <w:t xml:space="preserve">：</w:t>
       </w:r>
       <w:r>
         <w:rPr>
@@ -6116,13 +5685,7 @@
         <w:t xml:space="preserve">a6d11a30e2ba20fc…</w:t>
       </w:r>
       <w:r>
-        <w:t xml:space="preserve"> </w:t>
-      </w:r>
-      <w:r>
-        <w:t xml:space="preserve">⇒ ⇒ ⇒</w:t>
-      </w:r>
-      <w:r>
-        <w:t xml:space="preserve"> </w:t>
+        <w:t xml:space="preserve">，</w:t>
       </w:r>
       <w:r>
         <w:rPr>
@@ -6132,13 +5695,7 @@
         <w:t xml:space="preserve">除那一行前缀外，逐字节与终审人交付的版本完全一致</w:t>
       </w:r>
       <w:r>
-        <w:t xml:space="preserve"> </w:t>
-      </w:r>
-      <w:r>
-        <w:t xml:space="preserve">⇒ ⇒</w:t>
-      </w:r>
-      <w:r>
-        <w:t xml:space="preserve"> </w:t>
+        <w:t xml:space="preserve">，</w:t>
       </w:r>
       <w:r>
         <w:rPr>
@@ -6254,12 +5811,6 @@
         <w:pStyle w:val="FirstParagraph"/>
       </w:pPr>
       <w:r>
-        <w:t xml:space="preserve">★</w:t>
-      </w:r>
-      <w:r>
-        <w:t xml:space="preserve"> </w:t>
-      </w:r>
-      <w:r>
         <w:rPr>
           <w:bCs/>
           <w:b/>
@@ -6267,10 +5818,7 @@
         <w:t xml:space="preserve">owner 的原则</w:t>
       </w:r>
       <w:r>
-        <w:t xml:space="preserve">：★</w:t>
-      </w:r>
-      <w:r>
-        <w:t xml:space="preserve"> </w:t>
+        <w:t xml:space="preserve">：</w:t>
       </w:r>
       <w:r>
         <w:rPr>
@@ -6280,10 +5828,7 @@
         <w:t xml:space="preserve">改别人的审计产物必须逐字节可证、必须登记</w:t>
       </w:r>
       <w:r>
-        <w:t xml:space="preserve"> </w:t>
-      </w:r>
-      <w:r>
-        <w:t xml:space="preserve">⇒ ⇒ 否则「owner 改过审稿报告」这句话本身就没有证伪力。</w:t>
+        <w:t xml:space="preserve">，否则「owner 改过审稿报告」这句话本身就没有证伪力。</w:t>
       </w:r>
     </w:p>
     <w:bookmarkEnd w:id="30"/>

--- a/papers/终审后修复报告_方向3层3_2026-10-25.docx
+++ b/papers/终审后修复报告_方向3层3_2026-10-25.docx
@@ -1610,7 +1610,7 @@
               <w:rPr>
                 <w:rStyle w:val="VerbatimChar"/>
               </w:rPr>
-              <w:t xml:space="preserve">◐</w:t>
+              <w:t xml:space="preserve">【方向】</w:t>
             </w:r>
             <w:r>
               <w:t xml:space="preserve">、按口径不算违规，但削弱禁令可信度）</w:t>
